--- a/Key_Management/KeyManagement_說明書.docx
+++ b/Key_Management/KeyManagement_說明書.docx
@@ -45,7 +45,7 @@
           <w:sz w:val="20"/>
           <w:szCs w:val="20"/>
         </w:rPr>
-        <w:t xml:space="preserve">版本：v1.0.0　最後更新：2026-07-11</w:t>
+        <w:t xml:space="preserve">版本：v1.1.0　最後更新：2026-07-11</w:t>
       </w:r>
     </w:p>
     <w:p>
@@ -834,6 +834,17 @@
     </w:p>
     <w:p>
       <w:pPr>
+        <w:spacing w:after="120"/>
+      </w:pPr>
+      <w:r>
+        <w:rPr>
+          <w:rFonts w:ascii="Microsoft JhengHei" w:cs="Microsoft JhengHei" w:eastAsia="Microsoft JhengHei" w:hAnsi="Microsoft JhengHei"/>
+        </w:rPr>
+        <w:t xml:space="preserve">程式啟動時視窗會自動貼合目前螢幕可用區域（相當於自動按下最大化），不需要每次手動放大；若手動還原成小視窗，會有最小尺寸限制避免版面被壓得太扁。</w:t>
+      </w:r>
+    </w:p>
+    <w:p>
+      <w:pPr>
         <w:pStyle w:val="Heading2"/>
         <w:spacing w:after="120"/>
       </w:pPr>
@@ -2595,6 +2606,60 @@
                 <w:rFonts w:ascii="Microsoft JhengHei" w:cs="Microsoft JhengHei" w:eastAsia="Microsoft JhengHei" w:hAnsi="Microsoft JhengHei"/>
               </w:rPr>
               <w:t xml:space="preserve">首個正式版本：掃描與報表、產生金鑰、封存/永久刪除、備份、還原、稽核紀錄、CSV 匯出、支援 OpenSSH/RFC4716/PuTTY .ppk 三種公鑰格式。</w:t>
+            </w:r>
+          </w:p>
+        </w:tc>
+      </w:tr>
+      <w:tr>
+        <w:tc>
+          <w:tcPr>
+            <w:tcW w:type="dxa" w:w="3200"/>
+            <w:tcBorders>
+              <w:top w:val="single" w:color="CCCCCC" w:sz="1"/>
+              <w:left w:val="single" w:color="CCCCCC" w:sz="1"/>
+              <w:bottom w:val="single" w:color="CCCCCC" w:sz="1"/>
+              <w:right w:val="single" w:color="CCCCCC" w:sz="1"/>
+            </w:tcBorders>
+            <w:tcMar>
+              <w:top w:type="dxa" w:w="80"/>
+              <w:left w:type="dxa" w:w="120"/>
+              <w:bottom w:type="dxa" w:w="80"/>
+              <w:right w:type="dxa" w:w="120"/>
+            </w:tcMar>
+            <w:vAlign w:val="center"/>
+          </w:tcPr>
+          <w:p>
+            <w:r>
+              <w:rPr>
+                <w:rFonts w:ascii="Microsoft JhengHei" w:cs="Microsoft JhengHei" w:eastAsia="Microsoft JhengHei" w:hAnsi="Microsoft JhengHei"/>
+              </w:rPr>
+              <w:t xml:space="preserve">v1.1.0（2026-07-11）</w:t>
+            </w:r>
+          </w:p>
+        </w:tc>
+        <w:tc>
+          <w:tcPr>
+            <w:tcW w:type="dxa" w:w="6160"/>
+            <w:tcBorders>
+              <w:top w:val="single" w:color="CCCCCC" w:sz="1"/>
+              <w:left w:val="single" w:color="CCCCCC" w:sz="1"/>
+              <w:bottom w:val="single" w:color="CCCCCC" w:sz="1"/>
+              <w:right w:val="single" w:color="CCCCCC" w:sz="1"/>
+            </w:tcBorders>
+            <w:tcMar>
+              <w:top w:type="dxa" w:w="80"/>
+              <w:left w:type="dxa" w:w="120"/>
+              <w:bottom w:type="dxa" w:w="80"/>
+              <w:right w:type="dxa" w:w="120"/>
+            </w:tcMar>
+            <w:vAlign w:val="center"/>
+          </w:tcPr>
+          <w:p>
+            <w:r>
+              <w:rPr>
+                <w:rFonts w:ascii="Microsoft JhengHei" w:cs="Microsoft JhengHei" w:eastAsia="Microsoft JhengHei" w:hAnsi="Microsoft JhengHei"/>
+              </w:rPr>
+              <w:t xml:space="preserve">主視窗改成啟動時自動貼合螢幕可用區域（showMaximized），不用再每次手動點最大化。</w:t>
             </w:r>
           </w:p>
         </w:tc>

--- a/Key_Management/KeyManagement_說明書.docx
+++ b/Key_Management/KeyManagement_說明書.docx
@@ -45,7 +45,7 @@
           <w:sz w:val="20"/>
           <w:szCs w:val="20"/>
         </w:rPr>
-        <w:t xml:space="preserve">版本：v1.1.0　最後更新：2026-07-11</w:t>
+        <w:t xml:space="preserve">版本：v1.2.0　最後更新：2026-07-16</w:t>
       </w:r>
     </w:p>
     <w:p>
@@ -310,7 +310,7 @@
               <w:rPr>
                 <w:rFonts w:ascii="Microsoft JhengHei" w:cs="Microsoft JhengHei" w:eastAsia="Microsoft JhengHei" w:hAnsi="Microsoft JhengHei"/>
               </w:rPr>
-              <w:t xml:space="preserve">呼叫本機 ssh-keygen，可選 ed25519／rsa／ecdsa，可設定位元數、Comment、密碼。</w:t>
+              <w:t xml:space="preserve">呼叫本機 ssh-keygen，可選 ed25519／rsa／ecdsa，可設定位元數、Comment、密碼；可勾選「同時寫入 SSH config」，填 Host 別名／HostName／User 就自動附加設定區塊，之後用 ssh &lt;別名&gt; 就會自動用這把金鑰，別名衝突時不會覆蓋、只會回報。</w:t>
             </w:r>
           </w:p>
         </w:tc>
@@ -689,6 +689,114 @@
                 <w:rFonts w:ascii="Microsoft JhengHei" w:cs="Microsoft JhengHei" w:eastAsia="Microsoft JhengHei" w:hAnsi="Microsoft JhengHei"/>
               </w:rPr>
               <w:t xml:space="preserve">匯出報表為 CSV；是否包含私鑰原始內容由使用者當下選擇，預設不包含。</w:t>
+            </w:r>
+          </w:p>
+        </w:tc>
+      </w:tr>
+      <w:tr>
+        <w:tc>
+          <w:tcPr>
+            <w:tcW w:type="dxa" w:w="2400"/>
+            <w:tcBorders>
+              <w:top w:val="single" w:color="CCCCCC" w:sz="1"/>
+              <w:left w:val="single" w:color="CCCCCC" w:sz="1"/>
+              <w:bottom w:val="single" w:color="CCCCCC" w:sz="1"/>
+              <w:right w:val="single" w:color="CCCCCC" w:sz="1"/>
+            </w:tcBorders>
+            <w:tcMar>
+              <w:top w:type="dxa" w:w="80"/>
+              <w:left w:type="dxa" w:w="120"/>
+              <w:bottom w:type="dxa" w:w="80"/>
+              <w:right w:type="dxa" w:w="120"/>
+            </w:tcMar>
+            <w:vAlign w:val="center"/>
+          </w:tcPr>
+          <w:p>
+            <w:r>
+              <w:rPr>
+                <w:rFonts w:ascii="Microsoft JhengHei" w:cs="Microsoft JhengHei" w:eastAsia="Microsoft JhengHei" w:hAnsi="Microsoft JhengHei"/>
+              </w:rPr>
+              <w:t xml:space="preserve">SSH config 對應</w:t>
+            </w:r>
+          </w:p>
+        </w:tc>
+        <w:tc>
+          <w:tcPr>
+            <w:tcW w:type="dxa" w:w="6960"/>
+            <w:tcBorders>
+              <w:top w:val="single" w:color="CCCCCC" w:sz="1"/>
+              <w:left w:val="single" w:color="CCCCCC" w:sz="1"/>
+              <w:bottom w:val="single" w:color="CCCCCC" w:sz="1"/>
+              <w:right w:val="single" w:color="CCCCCC" w:sz="1"/>
+            </w:tcBorders>
+            <w:tcMar>
+              <w:top w:type="dxa" w:w="80"/>
+              <w:left w:type="dxa" w:w="120"/>
+              <w:bottom w:type="dxa" w:w="80"/>
+              <w:right w:type="dxa" w:w="120"/>
+            </w:tcMar>
+            <w:vAlign w:val="center"/>
+          </w:tcPr>
+          <w:p>
+            <w:r>
+              <w:rPr>
+                <w:rFonts w:ascii="Microsoft JhengHei" w:cs="Microsoft JhengHei" w:eastAsia="Microsoft JhengHei" w:hAnsi="Microsoft JhengHei"/>
+              </w:rPr>
+              <w:t xml:space="preserve">解析 ~/.ssh/config，報表新增「SSH config Host」欄位，顯示每把私鑰實際設定給哪個 Host 別名用；產生新金鑰時也可選擇同時寫入設定。</w:t>
+            </w:r>
+          </w:p>
+        </w:tc>
+      </w:tr>
+      <w:tr>
+        <w:tc>
+          <w:tcPr>
+            <w:tcW w:type="dxa" w:w="2400"/>
+            <w:tcBorders>
+              <w:top w:val="single" w:color="CCCCCC" w:sz="1"/>
+              <w:left w:val="single" w:color="CCCCCC" w:sz="1"/>
+              <w:bottom w:val="single" w:color="CCCCCC" w:sz="1"/>
+              <w:right w:val="single" w:color="CCCCCC" w:sz="1"/>
+            </w:tcBorders>
+            <w:tcMar>
+              <w:top w:type="dxa" w:w="80"/>
+              <w:left w:type="dxa" w:w="120"/>
+              <w:bottom w:type="dxa" w:w="80"/>
+              <w:right w:type="dxa" w:w="120"/>
+            </w:tcMar>
+            <w:vAlign w:val="center"/>
+          </w:tcPr>
+          <w:p>
+            <w:r>
+              <w:rPr>
+                <w:rFonts w:ascii="Microsoft JhengHei" w:cs="Microsoft JhengHei" w:eastAsia="Microsoft JhengHei" w:hAnsi="Microsoft JhengHei"/>
+              </w:rPr>
+              <w:t xml:space="preserve">known_hosts 管理</w:t>
+            </w:r>
+          </w:p>
+        </w:tc>
+        <w:tc>
+          <w:tcPr>
+            <w:tcW w:type="dxa" w:w="6960"/>
+            <w:tcBorders>
+              <w:top w:val="single" w:color="CCCCCC" w:sz="1"/>
+              <w:left w:val="single" w:color="CCCCCC" w:sz="1"/>
+              <w:bottom w:val="single" w:color="CCCCCC" w:sz="1"/>
+              <w:right w:val="single" w:color="CCCCCC" w:sz="1"/>
+            </w:tcBorders>
+            <w:tcMar>
+              <w:top w:type="dxa" w:w="80"/>
+              <w:left w:type="dxa" w:w="120"/>
+              <w:bottom w:type="dxa" w:w="80"/>
+              <w:right w:type="dxa" w:w="120"/>
+            </w:tcMar>
+            <w:vAlign w:val="center"/>
+          </w:tcPr>
+          <w:p>
+            <w:r>
+              <w:rPr>
+                <w:rFonts w:ascii="Microsoft JhengHei" w:cs="Microsoft JhengHei" w:eastAsia="Microsoft JhengHei" w:hAnsi="Microsoft JhengHei"/>
+              </w:rPr>
+              <w:t xml:space="preserve">檢視 ~/.ssh/known_hosts 所有紀錄，明碼主機名可偵測「同主機同金鑰類型」的真重複，雜湊過的主機名無法判斷；可刪除選取項目，刪除前自動備份原檔。</w:t>
             </w:r>
           </w:p>
         </w:tc>
@@ -1652,6 +1760,60 @@
               <w:rPr>
                 <w:rFonts w:ascii="Microsoft JhengHei" w:cs="Microsoft JhengHei" w:eastAsia="Microsoft JhengHei" w:hAnsi="Microsoft JhengHei"/>
               </w:rPr>
+              <w:t xml:space="preserve">SSH config Host</w:t>
+            </w:r>
+          </w:p>
+        </w:tc>
+        <w:tc>
+          <w:tcPr>
+            <w:tcW w:type="dxa" w:w="7160"/>
+            <w:tcBorders>
+              <w:top w:val="single" w:color="CCCCCC" w:sz="1"/>
+              <w:left w:val="single" w:color="CCCCCC" w:sz="1"/>
+              <w:bottom w:val="single" w:color="CCCCCC" w:sz="1"/>
+              <w:right w:val="single" w:color="CCCCCC" w:sz="1"/>
+            </w:tcBorders>
+            <w:tcMar>
+              <w:top w:type="dxa" w:w="80"/>
+              <w:left w:type="dxa" w:w="120"/>
+              <w:bottom w:type="dxa" w:w="80"/>
+              <w:right w:type="dxa" w:w="120"/>
+            </w:tcMar>
+            <w:vAlign w:val="center"/>
+          </w:tcPr>
+          <w:p>
+            <w:r>
+              <w:rPr>
+                <w:rFonts w:ascii="Microsoft JhengHei" w:cs="Microsoft JhengHei" w:eastAsia="Microsoft JhengHei" w:hAnsi="Microsoft JhengHei"/>
+              </w:rPr>
+              <w:t xml:space="preserve">解析 ~/.ssh/config（含 Match Host/User 語法）後，這把私鑰實際對應的 Host 別名；沒設定過就顯示「（未設定）」。讓報表從「這是什麼金鑰」進化成「這把金鑰實際連去哪」。</w:t>
+            </w:r>
+          </w:p>
+        </w:tc>
+      </w:tr>
+      <w:tr>
+        <w:tc>
+          <w:tcPr>
+            <w:tcW w:type="dxa" w:w="2200"/>
+            <w:tcBorders>
+              <w:top w:val="single" w:color="CCCCCC" w:sz="1"/>
+              <w:left w:val="single" w:color="CCCCCC" w:sz="1"/>
+              <w:bottom w:val="single" w:color="CCCCCC" w:sz="1"/>
+              <w:right w:val="single" w:color="CCCCCC" w:sz="1"/>
+            </w:tcBorders>
+            <w:tcMar>
+              <w:top w:type="dxa" w:w="80"/>
+              <w:left w:type="dxa" w:w="120"/>
+              <w:bottom w:type="dxa" w:w="80"/>
+              <w:right w:type="dxa" w:w="120"/>
+            </w:tcMar>
+            <w:vAlign w:val="center"/>
+          </w:tcPr>
+          <w:p>
+            <w:r>
+              <w:rPr>
+                <w:rFonts w:ascii="Microsoft JhengHei" w:cs="Microsoft JhengHei" w:eastAsia="Microsoft JhengHei" w:hAnsi="Microsoft JhengHei"/>
+              </w:rPr>
               <w:t xml:space="preserve">最後修改</w:t>
             </w:r>
           </w:p>
@@ -1931,7 +2093,7 @@
               <w:rPr>
                 <w:rFonts w:ascii="Microsoft JhengHei" w:cs="Microsoft JhengHei" w:eastAsia="Microsoft JhengHei" w:hAnsi="Microsoft JhengHei"/>
               </w:rPr>
-              <w:t xml:space="preserve">不需要先選取。可指定類型（ed25519/rsa/ecdsa）、位元數、檔名、儲存資料夾、Comment、密碼。已存在的檔名會拒絕覆蓋。產生完成後會自動重新掃描。</w:t>
+              <w:t xml:space="preserve">不需要先選取。可指定類型（ed25519/rsa/ecdsa）、位元數、檔名、儲存資料夾、Comment、密碼。已存在的檔名會拒絕覆蓋。可勾選「同時寫入 SSH config」（填 Host 別名／HostName／User），產生成功後自動附加一段設定，別名衝突就不寫、只回報，不會覆蓋既有設定。產生完成後會自動重新掃描。</w:t>
             </w:r>
           </w:p>
         </w:tc>
@@ -2327,6 +2489,33 @@
           <w:bCs w:val="false"/>
         </w:rPr>
         <w:t xml:space="preserve">檢視本機所有管理動作的紀錄，包含產生、封存、永久刪除、備份、還原、檢視私鑰原始內容、匯出報表等，每筆都有時間戳記。檔案位置：~/.key_management/audit.log。</w:t>
+      </w:r>
+    </w:p>
+    <w:p>
+      <w:pPr>
+        <w:pStyle w:val="Heading2"/>
+        <w:spacing w:after="120"/>
+      </w:pPr>
+      <w:r>
+        <w:rPr>
+          <w:rFonts w:ascii="Microsoft JhengHei" w:cs="Microsoft JhengHei" w:eastAsia="Microsoft JhengHei" w:hAnsi="Microsoft JhengHei"/>
+          <w:b w:val="false"/>
+          <w:bCs w:val="false"/>
+        </w:rPr>
+        <w:t xml:space="preserve">5.3 known_hosts 管理…</w:t>
+      </w:r>
+    </w:p>
+    <w:p>
+      <w:pPr>
+        <w:spacing w:after="120"/>
+      </w:pPr>
+      <w:r>
+        <w:rPr>
+          <w:rFonts w:ascii="Microsoft JhengHei" w:cs="Microsoft JhengHei" w:eastAsia="Microsoft JhengHei" w:hAnsi="Microsoft JhengHei"/>
+          <w:b w:val="false"/>
+          <w:bCs w:val="false"/>
+        </w:rPr>
+        <w:t xml:space="preserve">列出 ~/.ssh/known_hosts 的每一筆紀錄（主機名／類型）。主機名有雜湊過的話（OpenSSH 預設的 HashKnownHosts 行為）會顯示「（已雜湊，看不出主機名）」，這種沒辦法判斷是否重複；只有明碼主機名，才會在「同一台主機、同一種金鑰類型」出現超過一次時標記 ⚠ 重複（同主機有不同金鑰類型是正常現象，不會誤標）。選一筆按「刪除選取…」可移除，刪除前會先把整個檔案備份一份（檔名帶時間戳）。</w:t>
       </w:r>
     </w:p>
     <w:p>
@@ -2660,6 +2849,60 @@
                 <w:rFonts w:ascii="Microsoft JhengHei" w:cs="Microsoft JhengHei" w:eastAsia="Microsoft JhengHei" w:hAnsi="Microsoft JhengHei"/>
               </w:rPr>
               <w:t xml:space="preserve">主視窗改成啟動時自動貼合螢幕可用區域（showMaximized），不用再每次手動點最大化。</w:t>
+            </w:r>
+          </w:p>
+        </w:tc>
+      </w:tr>
+      <w:tr>
+        <w:tc>
+          <w:tcPr>
+            <w:tcW w:type="dxa" w:w="3200"/>
+            <w:tcBorders>
+              <w:top w:val="single" w:color="CCCCCC" w:sz="1"/>
+              <w:left w:val="single" w:color="CCCCCC" w:sz="1"/>
+              <w:bottom w:val="single" w:color="CCCCCC" w:sz="1"/>
+              <w:right w:val="single" w:color="CCCCCC" w:sz="1"/>
+            </w:tcBorders>
+            <w:tcMar>
+              <w:top w:type="dxa" w:w="80"/>
+              <w:left w:type="dxa" w:w="120"/>
+              <w:bottom w:type="dxa" w:w="80"/>
+              <w:right w:type="dxa" w:w="120"/>
+            </w:tcMar>
+            <w:vAlign w:val="center"/>
+          </w:tcPr>
+          <w:p>
+            <w:r>
+              <w:rPr>
+                <w:rFonts w:ascii="Microsoft JhengHei" w:cs="Microsoft JhengHei" w:eastAsia="Microsoft JhengHei" w:hAnsi="Microsoft JhengHei"/>
+              </w:rPr>
+              <w:t xml:space="preserve">v1.2.0（2026-07-16）</w:t>
+            </w:r>
+          </w:p>
+        </w:tc>
+        <w:tc>
+          <w:tcPr>
+            <w:tcW w:type="dxa" w:w="6160"/>
+            <w:tcBorders>
+              <w:top w:val="single" w:color="CCCCCC" w:sz="1"/>
+              <w:left w:val="single" w:color="CCCCCC" w:sz="1"/>
+              <w:bottom w:val="single" w:color="CCCCCC" w:sz="1"/>
+              <w:right w:val="single" w:color="CCCCCC" w:sz="1"/>
+            </w:tcBorders>
+            <w:tcMar>
+              <w:top w:type="dxa" w:w="80"/>
+              <w:left w:type="dxa" w:w="120"/>
+              <w:bottom w:type="dxa" w:w="80"/>
+              <w:right w:type="dxa" w:w="120"/>
+            </w:tcMar>
+            <w:vAlign w:val="center"/>
+          </w:tcPr>
+          <w:p>
+            <w:r>
+              <w:rPr>
+                <w:rFonts w:ascii="Microsoft JhengHei" w:cs="Microsoft JhengHei" w:eastAsia="Microsoft JhengHei" w:hAnsi="Microsoft JhengHei"/>
+              </w:rPr>
+              <w:t xml:space="preserve">新增 SSH config 解析（報表顯示每把私鑰對應的 Host 別名，產生金鑰時可選擇同時寫入設定）；新增 known_hosts 管理（檢視、偵測明碼主機的真重複、刪除並自動備份）。</w:t>
             </w:r>
           </w:p>
         </w:tc>

--- a/Key_Management/KeyManagement_說明書.docx
+++ b/Key_Management/KeyManagement_說明書.docx
@@ -45,7 +45,7 @@
           <w:sz w:val="20"/>
           <w:szCs w:val="20"/>
         </w:rPr>
-        <w:t xml:space="preserve">版本：v1.2.0　最後更新：2026-07-16</w:t>
+        <w:t xml:space="preserve">版本：v1.2.1　最後更新：2026-07-16</w:t>
       </w:r>
     </w:p>
     <w:p>
@@ -2903,6 +2903,60 @@
                 <w:rFonts w:ascii="Microsoft JhengHei" w:cs="Microsoft JhengHei" w:eastAsia="Microsoft JhengHei" w:hAnsi="Microsoft JhengHei"/>
               </w:rPr>
               <w:t xml:space="preserve">新增 SSH config 解析（報表顯示每把私鑰對應的 Host 別名，產生金鑰時可選擇同時寫入設定）；新增 known_hosts 管理（檢視、偵測明碼主機的真重複、刪除並自動備份）。</w:t>
+            </w:r>
+          </w:p>
+        </w:tc>
+      </w:tr>
+      <w:tr>
+        <w:tc>
+          <w:tcPr>
+            <w:tcW w:type="dxa" w:w="3200"/>
+            <w:tcBorders>
+              <w:top w:val="single" w:color="CCCCCC" w:sz="1"/>
+              <w:left w:val="single" w:color="CCCCCC" w:sz="1"/>
+              <w:bottom w:val="single" w:color="CCCCCC" w:sz="1"/>
+              <w:right w:val="single" w:color="CCCCCC" w:sz="1"/>
+            </w:tcBorders>
+            <w:tcMar>
+              <w:top w:type="dxa" w:w="80"/>
+              <w:left w:type="dxa" w:w="120"/>
+              <w:bottom w:type="dxa" w:w="80"/>
+              <w:right w:type="dxa" w:w="120"/>
+            </w:tcMar>
+            <w:vAlign w:val="center"/>
+          </w:tcPr>
+          <w:p>
+            <w:r>
+              <w:rPr>
+                <w:rFonts w:ascii="Microsoft JhengHei" w:cs="Microsoft JhengHei" w:eastAsia="Microsoft JhengHei" w:hAnsi="Microsoft JhengHei"/>
+              </w:rPr>
+              <w:t xml:space="preserve">v1.2.1（2026-07-16）</w:t>
+            </w:r>
+          </w:p>
+        </w:tc>
+        <w:tc>
+          <w:tcPr>
+            <w:tcW w:type="dxa" w:w="6160"/>
+            <w:tcBorders>
+              <w:top w:val="single" w:color="CCCCCC" w:sz="1"/>
+              <w:left w:val="single" w:color="CCCCCC" w:sz="1"/>
+              <w:bottom w:val="single" w:color="CCCCCC" w:sz="1"/>
+              <w:right w:val="single" w:color="CCCCCC" w:sz="1"/>
+            </w:tcBorders>
+            <w:tcMar>
+              <w:top w:type="dxa" w:w="80"/>
+              <w:left w:type="dxa" w:w="120"/>
+              <w:bottom w:type="dxa" w:w="80"/>
+              <w:right w:type="dxa" w:w="120"/>
+            </w:tcMar>
+            <w:vAlign w:val="center"/>
+          </w:tcPr>
+          <w:p>
+            <w:r>
+              <w:rPr>
+                <w:rFonts w:ascii="Microsoft JhengHei" w:cs="Microsoft JhengHei" w:eastAsia="Microsoft JhengHei" w:hAnsi="Microsoft JhengHei"/>
+              </w:rPr>
+              <w:t xml:space="preserve">程式碼安全審核修復：_busy() 補齊逐列刪除／備份／檢視私鑰按鈕的忙碌鎖定，避免併發 Worker 競爭同一檔案；SSH config 寫入 IdentityFile 值加上雙引號，避免路徑含空白時失效；產生金鑰的 ssh-keygen 呼叫加上 timeout 與 input 防呆，避免意外互動提示卡住；產生金鑰時的指令記錄不再明碼寫出 passphrase；私鑰加密狀態判斷改為只解碼檔頭必要前綴，不再把未加密私鑰的完整內容解碼進記憶體。</w:t>
             </w:r>
           </w:p>
         </w:tc>

--- a/Key_Management/KeyManagement_說明書.docx
+++ b/Key_Management/KeyManagement_說明書.docx
@@ -45,7 +45,7 @@
           <w:sz w:val="20"/>
           <w:szCs w:val="20"/>
         </w:rPr>
-        <w:t xml:space="preserve">版本：v1.2.1　最後更新：2026-07-16</w:t>
+        <w:t xml:space="preserve">版本：v1.2.2　最後更新：2026-07-16</w:t>
       </w:r>
     </w:p>
     <w:p>
@@ -2957,6 +2957,60 @@
                 <w:rFonts w:ascii="Microsoft JhengHei" w:cs="Microsoft JhengHei" w:eastAsia="Microsoft JhengHei" w:hAnsi="Microsoft JhengHei"/>
               </w:rPr>
               <w:t xml:space="preserve">程式碼安全審核修復：_busy() 補齊逐列刪除／備份／檢視私鑰按鈕的忙碌鎖定，避免併發 Worker 競爭同一檔案；SSH config 寫入 IdentityFile 值加上雙引號，避免路徑含空白時失效；產生金鑰的 ssh-keygen 呼叫加上 timeout 與 input 防呆，避免意外互動提示卡住；產生金鑰時的指令記錄不再明碼寫出 passphrase；私鑰加密狀態判斷改為只解碼檔頭必要前綴，不再把未加密私鑰的完整內容解碼進記憶體。</w:t>
+            </w:r>
+          </w:p>
+        </w:tc>
+      </w:tr>
+      <w:tr>
+        <w:tc>
+          <w:tcPr>
+            <w:tcW w:type="dxa" w:w="3200"/>
+            <w:tcBorders>
+              <w:top w:val="single" w:color="CCCCCC" w:sz="1"/>
+              <w:left w:val="single" w:color="CCCCCC" w:sz="1"/>
+              <w:bottom w:val="single" w:color="CCCCCC" w:sz="1"/>
+              <w:right w:val="single" w:color="CCCCCC" w:sz="1"/>
+            </w:tcBorders>
+            <w:tcMar>
+              <w:top w:type="dxa" w:w="80"/>
+              <w:left w:type="dxa" w:w="120"/>
+              <w:bottom w:type="dxa" w:w="80"/>
+              <w:right w:type="dxa" w:w="120"/>
+            </w:tcMar>
+            <w:vAlign w:val="center"/>
+          </w:tcPr>
+          <w:p>
+            <w:r>
+              <w:rPr>
+                <w:rFonts w:ascii="Microsoft JhengHei" w:cs="Microsoft JhengHei" w:eastAsia="Microsoft JhengHei" w:hAnsi="Microsoft JhengHei"/>
+              </w:rPr>
+              <w:t xml:space="preserve">v1.2.2（2026-07-16）</w:t>
+            </w:r>
+          </w:p>
+        </w:tc>
+        <w:tc>
+          <w:tcPr>
+            <w:tcW w:type="dxa" w:w="6160"/>
+            <w:tcBorders>
+              <w:top w:val="single" w:color="CCCCCC" w:sz="1"/>
+              <w:left w:val="single" w:color="CCCCCC" w:sz="1"/>
+              <w:bottom w:val="single" w:color="CCCCCC" w:sz="1"/>
+              <w:right w:val="single" w:color="CCCCCC" w:sz="1"/>
+            </w:tcBorders>
+            <w:tcMar>
+              <w:top w:type="dxa" w:w="80"/>
+              <w:left w:type="dxa" w:w="120"/>
+              <w:bottom w:type="dxa" w:w="80"/>
+              <w:right w:type="dxa" w:w="120"/>
+            </w:tcMar>
+            <w:vAlign w:val="center"/>
+          </w:tcPr>
+          <w:p>
+            <w:r>
+              <w:rPr>
+                <w:rFonts w:ascii="Microsoft JhengHei" w:cs="Microsoft JhengHei" w:eastAsia="Microsoft JhengHei" w:hAnsi="Microsoft JhengHei"/>
+              </w:rPr>
+              <w:t xml:space="preserve">針對 v1.2.1 修復的追加審核：忙碌鎖定的修法範圍原本只涵蓋主視窗，追加涵蓋「金鑰封存區」與「known_hosts 管理」這兩個各自持有獨立背景執行緒的子視窗，同樣補上忙碌鎖定避免併發競爭。</w:t>
             </w:r>
           </w:p>
         </w:tc>

--- a/Key_Management/KeyManagement_說明書.docx
+++ b/Key_Management/KeyManagement_說明書.docx
@@ -45,7 +45,7 @@
           <w:sz w:val="20"/>
           <w:szCs w:val="20"/>
         </w:rPr>
-        <w:t xml:space="preserve">版本：v1.2.2　最後更新：2026-07-16</w:t>
+        <w:t xml:space="preserve">版本：v1.2.3　最後更新：2026-07-16</w:t>
       </w:r>
     </w:p>
     <w:p>
@@ -3011,6 +3011,60 @@
                 <w:rFonts w:ascii="Microsoft JhengHei" w:cs="Microsoft JhengHei" w:eastAsia="Microsoft JhengHei" w:hAnsi="Microsoft JhengHei"/>
               </w:rPr>
               <w:t xml:space="preserve">針對 v1.2.1 修復的追加審核：忙碌鎖定的修法範圍原本只涵蓋主視窗，追加涵蓋「金鑰封存區」與「known_hosts 管理」這兩個各自持有獨立背景執行緒的子視窗，同樣補上忙碌鎖定避免併發競爭。</w:t>
+            </w:r>
+          </w:p>
+        </w:tc>
+      </w:tr>
+      <w:tr>
+        <w:tc>
+          <w:tcPr>
+            <w:tcW w:type="dxa" w:w="3200"/>
+            <w:tcBorders>
+              <w:top w:val="single" w:color="CCCCCC" w:sz="1"/>
+              <w:left w:val="single" w:color="CCCCCC" w:sz="1"/>
+              <w:bottom w:val="single" w:color="CCCCCC" w:sz="1"/>
+              <w:right w:val="single" w:color="CCCCCC" w:sz="1"/>
+            </w:tcBorders>
+            <w:tcMar>
+              <w:top w:type="dxa" w:w="80"/>
+              <w:left w:type="dxa" w:w="120"/>
+              <w:bottom w:type="dxa" w:w="80"/>
+              <w:right w:type="dxa" w:w="120"/>
+            </w:tcMar>
+            <w:vAlign w:val="center"/>
+          </w:tcPr>
+          <w:p>
+            <w:r>
+              <w:rPr>
+                <w:rFonts w:ascii="Microsoft JhengHei" w:cs="Microsoft JhengHei" w:eastAsia="Microsoft JhengHei" w:hAnsi="Microsoft JhengHei"/>
+              </w:rPr>
+              <w:t xml:space="preserve">v1.2.3（2026-07-16）</w:t>
+            </w:r>
+          </w:p>
+        </w:tc>
+        <w:tc>
+          <w:tcPr>
+            <w:tcW w:type="dxa" w:w="6160"/>
+            <w:tcBorders>
+              <w:top w:val="single" w:color="CCCCCC" w:sz="1"/>
+              <w:left w:val="single" w:color="CCCCCC" w:sz="1"/>
+              <w:bottom w:val="single" w:color="CCCCCC" w:sz="1"/>
+              <w:right w:val="single" w:color="CCCCCC" w:sz="1"/>
+            </w:tcBorders>
+            <w:tcMar>
+              <w:top w:type="dxa" w:w="80"/>
+              <w:left w:type="dxa" w:w="120"/>
+              <w:bottom w:type="dxa" w:w="80"/>
+              <w:right w:type="dxa" w:w="120"/>
+            </w:tcMar>
+            <w:vAlign w:val="center"/>
+          </w:tcPr>
+          <w:p>
+            <w:r>
+              <w:rPr>
+                <w:rFonts w:ascii="Microsoft JhengHei" w:cs="Microsoft JhengHei" w:eastAsia="Microsoft JhengHei" w:hAnsi="Microsoft JhengHei"/>
+              </w:rPr>
+              <w:t xml:space="preserve">實際踩雷後修正：「同時寫入 SSH config」以前只會寫傳統 Host 別名區塊，但 NasGitConnector 等工具一律用 ssh user@主機 直接連線、從不打別名，導致同一主機給多帳號共用時這功能形同虛設。改成 User 欄位有填時寫 Match originalhost 主機 user 帳號 區塊，不用打別名就自動生效；User 留空才維持舊的 Host 別名寫法。</w:t>
             </w:r>
           </w:p>
         </w:tc>

--- a/Key_Management/KeyManagement_說明書.docx
+++ b/Key_Management/KeyManagement_說明書.docx
@@ -45,7 +45,7 @@
           <w:sz w:val="20"/>
           <w:szCs w:val="20"/>
         </w:rPr>
-        <w:t xml:space="preserve">版本：v1.2.3　最後更新：2026-07-16</w:t>
+        <w:t xml:space="preserve">版本：v1.3.0　最後更新：2026-07-22</w:t>
       </w:r>
     </w:p>
     <w:p>
@@ -2520,6 +2520,33 @@
     </w:p>
     <w:p>
       <w:pPr>
+        <w:pStyle w:val="Heading2"/>
+        <w:spacing w:after="120"/>
+      </w:pPr>
+      <w:r>
+        <w:rPr>
+          <w:rFonts w:ascii="Microsoft JhengHei" w:cs="Microsoft JhengHei" w:eastAsia="Microsoft JhengHei" w:hAnsi="Microsoft JhengHei"/>
+          <w:b w:val="false"/>
+          <w:bCs w:val="false"/>
+        </w:rPr>
+        <w:t xml:space="preserve">5.4 跨機器同步（選用）</w:t>
+      </w:r>
+    </w:p>
+    <w:p>
+      <w:pPr>
+        <w:spacing w:after="120"/>
+      </w:pPr>
+      <w:r>
+        <w:rPr>
+          <w:rFonts w:ascii="Microsoft JhengHei" w:cs="Microsoft JhengHei" w:eastAsia="Microsoft JhengHei" w:hAnsi="Microsoft JhengHei"/>
+          <w:b w:val="false"/>
+          <w:bCs w:val="false"/>
+        </w:rPr>
+        <w:t xml:space="preserve">給一個人用多台電腦（家中／公司等）的情境：「⚙ 雲端同步設定…」設定 NAS 連線資訊（NAS 主機／SSH 使用者／Git_Server 根／私鑰檔案，只支援 SSH 金鑰登入，不支援密碼；有裝 NasGitConnector 的話可按「從 NasGitConnector 帶入…」一鍵帶入，不用重複輸入）。設定完成後按「🌐 跨電腦金鑰總覽…」再按「🔄 立即同步」：會把本機金鑰名冊的中繼資料（指紋／備註／類型／時間戳／看過它的電腦名稱）跟 NAS 上其他電腦已同步過的資料合併（同一把鑰匙依較新的紀錄為準，「看過的電腦」清單只加不減），合併結果同時存回本機並推回 NAS。私鑰檔案內容本身在整個同步流程裡完全不會被讀取或上傳。同步過之後，之後每次「開始掃描」報表的「建議」欄位就能看出：這把金鑰是否也存在於其他電腦（可能是刻意複製，也可能是忘記的舊拷貝），跟既有的「金鑰年齡提醒」「重複金鑰偵測」一樣顯示在同一欄，只是範圍從單機延伸到所有已同步過的電腦。</w:t>
+      </w:r>
+    </w:p>
+    <w:p>
+      <w:pPr>
         <w:pStyle w:val="Heading1"/>
         <w:spacing w:after="120"/>
       </w:pPr>
@@ -3065,6 +3092,60 @@
                 <w:rFonts w:ascii="Microsoft JhengHei" w:cs="Microsoft JhengHei" w:eastAsia="Microsoft JhengHei" w:hAnsi="Microsoft JhengHei"/>
               </w:rPr>
               <w:t xml:space="preserve">實際踩雷後修正：「同時寫入 SSH config」以前只會寫傳統 Host 別名區塊，但 NasGitConnector 等工具一律用 ssh user@主機 直接連線、從不打別名，導致同一主機給多帳號共用時這功能形同虛設。改成 User 欄位有填時寫 Match originalhost 主機 user 帳號 區塊，不用打別名就自動生效；User 留空才維持舊的 Host 別名寫法。</w:t>
+            </w:r>
+          </w:p>
+        </w:tc>
+      </w:tr>
+      <w:tr>
+        <w:tc>
+          <w:tcPr>
+            <w:tcW w:type="dxa" w:w="3200"/>
+            <w:tcBorders>
+              <w:top w:val="single" w:color="CCCCCC" w:sz="1"/>
+              <w:left w:val="single" w:color="CCCCCC" w:sz="1"/>
+              <w:bottom w:val="single" w:color="CCCCCC" w:sz="1"/>
+              <w:right w:val="single" w:color="CCCCCC" w:sz="1"/>
+            </w:tcBorders>
+            <w:tcMar>
+              <w:top w:type="dxa" w:w="80"/>
+              <w:left w:type="dxa" w:w="120"/>
+              <w:bottom w:type="dxa" w:w="80"/>
+              <w:right w:type="dxa" w:w="120"/>
+            </w:tcMar>
+            <w:vAlign w:val="center"/>
+          </w:tcPr>
+          <w:p>
+            <w:r>
+              <w:rPr>
+                <w:rFonts w:ascii="Microsoft JhengHei" w:cs="Microsoft JhengHei" w:eastAsia="Microsoft JhengHei" w:hAnsi="Microsoft JhengHei"/>
+              </w:rPr>
+              <w:t xml:space="preserve">v1.3.0（2026-07-22）</w:t>
+            </w:r>
+          </w:p>
+        </w:tc>
+        <w:tc>
+          <w:tcPr>
+            <w:tcW w:type="dxa" w:w="6160"/>
+            <w:tcBorders>
+              <w:top w:val="single" w:color="CCCCCC" w:sz="1"/>
+              <w:left w:val="single" w:color="CCCCCC" w:sz="1"/>
+              <w:bottom w:val="single" w:color="CCCCCC" w:sz="1"/>
+              <w:right w:val="single" w:color="CCCCCC" w:sz="1"/>
+            </w:tcBorders>
+            <w:tcMar>
+              <w:top w:type="dxa" w:w="80"/>
+              <w:left w:type="dxa" w:w="120"/>
+              <w:bottom w:type="dxa" w:w="80"/>
+              <w:right w:type="dxa" w:w="120"/>
+            </w:tcMar>
+            <w:vAlign w:val="center"/>
+          </w:tcPr>
+          <w:p>
+            <w:r>
+              <w:rPr>
+                <w:rFonts w:ascii="Microsoft JhengHei" w:cs="Microsoft JhengHei" w:eastAsia="Microsoft JhengHei" w:hAnsi="Microsoft JhengHei"/>
+              </w:rPr>
+              <w:t xml:space="preserve">新增「跨機器同步」（選用，預設不啟用）：新增「⚙ 雲端同步設定…」設定 NAS 連線資訊（只支援 SSH 金鑰登入，可從 NasGitConnector 的身份設定一鍵帶入）；新增「🌐 跨電腦金鑰總覽…」可一次看到所有已同步電腦的金鑰現況並手動觸發同步。同步只上傳金鑰名冊的中繼資料（指紋／備註／類型／時間戳／看過它的電腦名稱），私鑰檔案內容本身永遠不會被讀取或上傳。既有的「金鑰年齡提醒」「重複金鑰偵測」延伸為跨機器：只要同步過，掃描報表就能看出同一把金鑰是否也存在於其他電腦。</w:t>
             </w:r>
           </w:p>
         </w:tc>

--- a/Key_Management/KeyManagement_說明書.docx
+++ b/Key_Management/KeyManagement_說明書.docx
@@ -45,7 +45,7 @@
           <w:sz w:val="20"/>
           <w:szCs w:val="20"/>
         </w:rPr>
-        <w:t xml:space="preserve">版本：v1.3.0　最後更新：2026-07-22</w:t>
+        <w:t>版本：v1.4.0　最後更新：2026-07-22</w:t>
       </w:r>
     </w:p>
     <w:p>

--- a/Key_Management/KeyManagement_說明書.docx
+++ b/Key_Management/KeyManagement_說明書.docx
@@ -45,7 +45,7 @@
           <w:sz w:val="20"/>
           <w:szCs w:val="20"/>
         </w:rPr>
-        <w:t>版本：v1.4.0　最後更新：2026-07-22</w:t>
+        <w:t>版本：v1.5.0　最後更新：2026-07-22</w:t>
       </w:r>
     </w:p>
     <w:p>

--- a/Key_Management/KeyManagement_說明書.docx
+++ b/Key_Management/KeyManagement_說明書.docx
@@ -45,7 +45,7 @@
           <w:sz w:val="20"/>
           <w:szCs w:val="20"/>
         </w:rPr>
-        <w:t>版本：v1.5.0　最後更新：2026-07-22</w:t>
+        <w:t>版本：v1.5.1　最後更新：2026-07-22</w:t>
       </w:r>
     </w:p>
     <w:p>

--- a/Key_Management/KeyManagement_說明書.docx
+++ b/Key_Management/KeyManagement_說明書.docx
@@ -45,7 +45,7 @@
           <w:sz w:val="20"/>
           <w:szCs w:val="20"/>
         </w:rPr>
-        <w:t>版本：v1.5.1　最後更新：2026-07-22</w:t>
+        <w:t>版本：v1.6.0　最後更新：2026-07-22</w:t>
       </w:r>
     </w:p>
     <w:p>

--- a/Key_Management/KeyManagement_說明書.docx
+++ b/Key_Management/KeyManagement_說明書.docx
@@ -45,7 +45,7 @@
           <w:sz w:val="20"/>
           <w:szCs w:val="20"/>
         </w:rPr>
-        <w:t>版本：v1.6.0　最後更新：2026-07-22</w:t>
+        <w:t>版本：v1.7.0　最後更新：2026-07-22</w:t>
       </w:r>
     </w:p>
     <w:p>

--- a/Key_Management/KeyManagement_說明書.docx
+++ b/Key_Management/KeyManagement_說明書.docx
@@ -45,7 +45,7 @@
           <w:sz w:val="20"/>
           <w:szCs w:val="20"/>
         </w:rPr>
-        <w:t>版本：v1.7.0　最後更新：2026-07-22</w:t>
+        <w:t>版本：v1.8.0　最後更新：2026-07-22</w:t>
       </w:r>
     </w:p>
     <w:p>

--- a/Key_Management/KeyManagement_說明書.docx
+++ b/Key_Management/KeyManagement_說明書.docx
@@ -45,7 +45,7 @@
           <w:sz w:val="20"/>
           <w:szCs w:val="20"/>
         </w:rPr>
-        <w:t>版本：v1.8.0　最後更新：2026-07-22</w:t>
+        <w:t>版本：v1.9.0　最後更新：2026-07-22</w:t>
       </w:r>
     </w:p>
     <w:p>
@@ -1072,6 +1072,22 @@
     </w:p>
     <w:p>
       <w:pPr>
+        <w:pStyle w:val="ListParagraph"/>
+        <w:numPr>
+          <w:ilvl w:val="0"/>
+          <w:numId w:val="2"/>
+        </w:numPr>
+        <w:spacing w:after="60"/>
+      </w:pPr>
+      <w:r>
+        <w:rPr>
+          <w:rFonts w:ascii="Microsoft JhengHei" w:cs="Microsoft JhengHei" w:eastAsia="Microsoft JhengHei" w:hAnsi="Microsoft JhengHei"/>
+        </w:rPr>
+        <w:t xml:space="preserve">「掃描後自動同步」勾起來的話，掃描一完成就自動跑一次跨機器同步（需要先設定「⚙ 雲端同步設定…」；沒設定就安靜略過，不會每次掃描都跳錯誤）。這樣兩台電腦各按一次「開始掃描」就夠了，先後順序無所謂——名冊合併本來就是以指紋為單位、「看過的電腦」清單只加不減，誰先誰後結果一樣。這個勾選狀態會記住。要注意的是：自動同步「失敗」不會被吃掉，狀態列會變紅字並且另外跳一個提示視窗，因為這個功能存在的理由就是同步曾經靜默失敗了兩個月沒被發現。</w:t>
+      </w:r>
+    </w:p>
+    <w:p>
+      <w:pPr>
         <w:pStyle w:val="Heading2"/>
         <w:spacing w:after="120"/>
       </w:pPr>
@@ -2542,7 +2558,7 @@
           <w:b w:val="false"/>
           <w:bCs w:val="false"/>
         </w:rPr>
-        <w:t xml:space="preserve">給一個人用多台電腦（家中／公司等）的情境：「⚙ 雲端同步設定…」設定 NAS 連線資訊（NAS 主機／SSH 使用者／Git_Server 根／私鑰檔案，只支援 SSH 金鑰登入，不支援密碼；有裝 NasGitConnector 的話可按「從 NasGitConnector 帶入…」一鍵帶入，不用重複輸入）。設定完成後按「🌐 跨電腦金鑰總覽…」再按「🔄 立即同步」：會把本機金鑰名冊的中繼資料（指紋／備註／類型／時間戳／看過它的電腦名稱）跟 NAS 上其他電腦已同步過的資料合併（同一把鑰匙依較新的紀錄為準，「看過的電腦」清單只加不減），合併結果同時存回本機並推回 NAS。私鑰檔案內容本身在整個同步流程裡完全不會被讀取或上傳。同步過之後，之後每次「開始掃描」報表的「建議」欄位就能看出：這把金鑰是否也存在於其他電腦（可能是刻意複製，也可能是忘記的舊拷貝），跟既有的「金鑰年齡提醒」「重複金鑰偵測」一樣顯示在同一欄，只是範圍從單機延伸到所有已同步過的電腦。</w:t>
+        <w:t xml:space="preserve">給一個人用多台電腦（家中／公司等）的情境：「⚙ 雲端同步設定…」設定 NAS 連線資訊（NAS 主機／SSH 使用者／Git_Server 根／私鑰檔案，只支援 SSH 金鑰登入，不支援密碼；有裝 NasGitConnector 的話可按「從 NasGitConnector 帶入…」一鍵帶入，不用重複輸入）。設定完成後按「🌐 跨電腦金鑰總覽…」再按「🔄 立即同步」：會把本機金鑰名冊的中繼資料（指紋／備註／類型／時間戳／看過它的電腦名稱）跟 NAS 上其他電腦已同步過的資料合併（同一把鑰匙依較新的紀錄為準，「看過的電腦」清單只加不減），合併結果同時存回本機並推回 NAS。私鑰檔案內容本身在整個同步流程裡完全不會被讀取或上傳。同步過之後，之後每次「開始掃描」報表的「建議」欄位就能看出：這把金鑰是否也存在於其他電腦（可能是刻意複製，也可能是忘記的舊拷貝），跟既有的「金鑰年齡提醒」「重複金鑰偵測」一樣顯示在同一欄，只是範圍從單機延伸到所有已同步過的電腦。除了手動按「🔄 立即同步」，也可以在掃描資料夾那一列勾「掃描後自動同步」，掃完就自動同步一次（見 3.1）。重要：兩台電腦如果用「不同的 SSH 身份」同步（例如家中用 kuoterry、公司用 git_user2），NAS 上那份 km_registry_sync.json 必須是群組可讀寫（chmod 660、群組 git_devs），否則誰推誰就把檔案鎖成只有自己讀得到。v1.9.0 起推送會自動設好權限，設不起來會在完成訊息裡出現警告；拉取時如果檔案存在但讀不到，會直接中止同步並告訴你該下哪一行 chmod，不會硬推上去把對方的資料蓋掉。同步成功的訊息也會實際列出「涵蓋了哪幾台電腦」——如果只列出一台，那就是同步沒有真的生效。</w:t>
       </w:r>
     </w:p>
     <w:p>

--- a/Key_Management/KeyManagement_說明書.docx
+++ b/Key_Management/KeyManagement_說明書.docx
@@ -3162,6 +3162,384 @@
                 <w:rFonts w:ascii="Microsoft JhengHei" w:cs="Microsoft JhengHei" w:eastAsia="Microsoft JhengHei" w:hAnsi="Microsoft JhengHei"/>
               </w:rPr>
               <w:t xml:space="preserve">新增「跨機器同步」（選用，預設不啟用）：新增「⚙ 雲端同步設定…」設定 NAS 連線資訊（只支援 SSH 金鑰登入，可從 NasGitConnector 的身份設定一鍵帶入）；新增「🌐 跨電腦金鑰總覽…」可一次看到所有已同步電腦的金鑰現況並手動觸發同步。同步只上傳金鑰名冊的中繼資料（指紋／備註／類型／時間戳／看過它的電腦名稱），私鑰檔案內容本身永遠不會被讀取或上傳。既有的「金鑰年齡提醒」「重複金鑰偵測」延伸為跨機器：只要同步過，掃描報表就能看出同一把金鑰是否也存在於其他電腦。</w:t>
+            </w:r>
+          </w:p>
+        </w:tc>
+      </w:tr>
+      <w:tr>
+        <w:tc>
+          <w:tcPr>
+            <w:tcW w:type="dxa" w:w="3200"/>
+            <w:tcBorders>
+              <w:top w:val="single" w:color="CCCCCC" w:sz="1"/>
+              <w:left w:val="single" w:color="CCCCCC" w:sz="1"/>
+              <w:bottom w:val="single" w:color="CCCCCC" w:sz="1"/>
+              <w:right w:val="single" w:color="CCCCCC" w:sz="1"/>
+            </w:tcBorders>
+            <w:tcMar>
+              <w:top w:type="dxa" w:w="80"/>
+              <w:left w:type="dxa" w:w="120"/>
+              <w:bottom w:type="dxa" w:w="80"/>
+              <w:right w:type="dxa" w:w="120"/>
+            </w:tcMar>
+            <w:vAlign w:val="center"/>
+          </w:tcPr>
+          <w:p>
+            <w:r>
+              <w:rPr>
+                <w:rFonts w:ascii="Microsoft JhengHei" w:cs="Microsoft JhengHei" w:eastAsia="Microsoft JhengHei" w:hAnsi="Microsoft JhengHei"/>
+              </w:rPr>
+              <w:t xml:space="preserve">v1.4.0（2026-07-31）</w:t>
+            </w:r>
+          </w:p>
+        </w:tc>
+        <w:tc>
+          <w:tcPr>
+            <w:tcW w:type="dxa" w:w="6160"/>
+            <w:tcBorders>
+              <w:top w:val="single" w:color="CCCCCC" w:sz="1"/>
+              <w:left w:val="single" w:color="CCCCCC" w:sz="1"/>
+              <w:bottom w:val="single" w:color="CCCCCC" w:sz="1"/>
+              <w:right w:val="single" w:color="CCCCCC" w:sz="1"/>
+            </w:tcBorders>
+            <w:tcMar>
+              <w:top w:type="dxa" w:w="80"/>
+              <w:left w:type="dxa" w:w="120"/>
+              <w:bottom w:type="dxa" w:w="80"/>
+              <w:right w:type="dxa" w:w="120"/>
+            </w:tcMar>
+            <w:vAlign w:val="center"/>
+          </w:tcPr>
+          <w:p>
+            <w:r>
+              <w:rPr>
+                <w:rFonts w:ascii="Microsoft JhengHei" w:cs="Microsoft JhengHei" w:eastAsia="Microsoft JhengHei" w:hAnsi="Microsoft JhengHei"/>
+              </w:rPr>
+              <w:t xml:space="preserve">新增進度 log 面板、「名冊歷史…」檢視（看得到曾經存在、現在已消失的金鑰，可清除過時條目）、掃描資料夾清單持久化。動作安全強化：先驗證再動手、逐檔稽核（部分失敗也留得下紀錄）、備份不覆蓋既有檔案。掃描健壯性：格式壞掉的 .ppk 不再炸掉整趟掃描、重複與巢狀資料夾去重、檔案 I/O 減半。執行緒生命週期修正：以前連點兩下破壞性按鈕，會同時開兩個執行緒對同一個檔案動手。</w:t>
+            </w:r>
+          </w:p>
+        </w:tc>
+      </w:tr>
+      <w:tr>
+        <w:tc>
+          <w:tcPr>
+            <w:tcW w:type="dxa" w:w="3200"/>
+            <w:tcBorders>
+              <w:top w:val="single" w:color="CCCCCC" w:sz="1"/>
+              <w:left w:val="single" w:color="CCCCCC" w:sz="1"/>
+              <w:bottom w:val="single" w:color="CCCCCC" w:sz="1"/>
+              <w:right w:val="single" w:color="CCCCCC" w:sz="1"/>
+            </w:tcBorders>
+            <w:tcMar>
+              <w:top w:type="dxa" w:w="80"/>
+              <w:left w:type="dxa" w:w="120"/>
+              <w:bottom w:type="dxa" w:w="80"/>
+              <w:right w:type="dxa" w:w="120"/>
+            </w:tcMar>
+            <w:vAlign w:val="center"/>
+          </w:tcPr>
+          <w:p>
+            <w:r>
+              <w:rPr>
+                <w:rFonts w:ascii="Microsoft JhengHei" w:cs="Microsoft JhengHei" w:eastAsia="Microsoft JhengHei" w:hAnsi="Microsoft JhengHei"/>
+              </w:rPr>
+              <w:t xml:space="preserve">v1.5.0（2026-08-13）</w:t>
+            </w:r>
+          </w:p>
+        </w:tc>
+        <w:tc>
+          <w:tcPr>
+            <w:tcW w:type="dxa" w:w="6160"/>
+            <w:tcBorders>
+              <w:top w:val="single" w:color="CCCCCC" w:sz="1"/>
+              <w:left w:val="single" w:color="CCCCCC" w:sz="1"/>
+              <w:bottom w:val="single" w:color="CCCCCC" w:sz="1"/>
+              <w:right w:val="single" w:color="CCCCCC" w:sz="1"/>
+            </w:tcBorders>
+            <w:tcMar>
+              <w:top w:type="dxa" w:w="80"/>
+              <w:left w:type="dxa" w:w="120"/>
+              <w:bottom w:type="dxa" w:w="80"/>
+              <w:right w:type="dxa" w:w="120"/>
+            </w:tcMar>
+            <w:vAlign w:val="center"/>
+          </w:tcPr>
+          <w:p>
+            <w:r>
+              <w:rPr>
+                <w:rFonts w:ascii="Microsoft JhengHei" w:cs="Microsoft JhengHei" w:eastAsia="Microsoft JhengHei" w:hAnsi="Microsoft JhengHei"/>
+              </w:rPr>
+              <w:t xml:space="preserve">管理批次：未加密私鑰可一鍵補上密碼保護；本機金鑰輪替（產生新鑰、SSH config 改指新鑰、舊鑰封存）；備份可選 AES 加密 zip；ssh-agent 盤點（列出目前載入的金鑰並與名冊比對）；.ppk 轉 OpenSSH 格式；金鑰年齡提醒的天數門檻改為可調。</w:t>
+            </w:r>
+          </w:p>
+        </w:tc>
+      </w:tr>
+      <w:tr>
+        <w:tc>
+          <w:tcPr>
+            <w:tcW w:type="dxa" w:w="3200"/>
+            <w:tcBorders>
+              <w:top w:val="single" w:color="CCCCCC" w:sz="1"/>
+              <w:left w:val="single" w:color="CCCCCC" w:sz="1"/>
+              <w:bottom w:val="single" w:color="CCCCCC" w:sz="1"/>
+              <w:right w:val="single" w:color="CCCCCC" w:sz="1"/>
+            </w:tcBorders>
+            <w:tcMar>
+              <w:top w:type="dxa" w:w="80"/>
+              <w:left w:type="dxa" w:w="120"/>
+              <w:bottom w:type="dxa" w:w="80"/>
+              <w:right w:type="dxa" w:w="120"/>
+            </w:tcMar>
+            <w:vAlign w:val="center"/>
+          </w:tcPr>
+          <w:p>
+            <w:r>
+              <w:rPr>
+                <w:rFonts w:ascii="Microsoft JhengHei" w:cs="Microsoft JhengHei" w:eastAsia="Microsoft JhengHei" w:hAnsi="Microsoft JhengHei"/>
+              </w:rPr>
+              <w:t xml:space="preserve">v1.5.1（2026-08-13）</w:t>
+            </w:r>
+          </w:p>
+        </w:tc>
+        <w:tc>
+          <w:tcPr>
+            <w:tcW w:type="dxa" w:w="6160"/>
+            <w:tcBorders>
+              <w:top w:val="single" w:color="CCCCCC" w:sz="1"/>
+              <w:left w:val="single" w:color="CCCCCC" w:sz="1"/>
+              <w:bottom w:val="single" w:color="CCCCCC" w:sz="1"/>
+              <w:right w:val="single" w:color="CCCCCC" w:sz="1"/>
+            </w:tcBorders>
+            <w:tcMar>
+              <w:top w:type="dxa" w:w="80"/>
+              <w:left w:type="dxa" w:w="120"/>
+              <w:bottom w:type="dxa" w:w="80"/>
+              <w:right w:type="dxa" w:w="120"/>
+            </w:tcMar>
+            <w:vAlign w:val="center"/>
+          </w:tcPr>
+          <w:p>
+            <w:r>
+              <w:rPr>
+                <w:rFonts w:ascii="Microsoft JhengHei" w:cs="Microsoft JhengHei" w:eastAsia="Microsoft JhengHei" w:hAnsi="Microsoft JhengHei"/>
+              </w:rPr>
+              <w:t xml:space="preserve">修正 1.4.0 引入的稽核管線缺陷：程式呼叫了一個從未定義的函式、而稽核寫入函式又沒有回傳值，導致每一次「成功」的封存／刪除／備份，都在檔案其實已經處理完之後，才在組完成訊息時出錯，被攔截成「發生未預期錯誤」——動作真的做了，畫面卻報失敗，而且因為報失敗不會觸發重掃，報表還會繼續顯示已經不存在的金鑰。同時補上直接測試這條成功路徑的測試。</w:t>
+            </w:r>
+          </w:p>
+        </w:tc>
+      </w:tr>
+      <w:tr>
+        <w:tc>
+          <w:tcPr>
+            <w:tcW w:type="dxa" w:w="3200"/>
+            <w:tcBorders>
+              <w:top w:val="single" w:color="CCCCCC" w:sz="1"/>
+              <w:left w:val="single" w:color="CCCCCC" w:sz="1"/>
+              <w:bottom w:val="single" w:color="CCCCCC" w:sz="1"/>
+              <w:right w:val="single" w:color="CCCCCC" w:sz="1"/>
+            </w:tcBorders>
+            <w:tcMar>
+              <w:top w:type="dxa" w:w="80"/>
+              <w:left w:type="dxa" w:w="120"/>
+              <w:bottom w:type="dxa" w:w="80"/>
+              <w:right w:type="dxa" w:w="120"/>
+            </w:tcMar>
+            <w:vAlign w:val="center"/>
+          </w:tcPr>
+          <w:p>
+            <w:r>
+              <w:rPr>
+                <w:rFonts w:ascii="Microsoft JhengHei" w:cs="Microsoft JhengHei" w:eastAsia="Microsoft JhengHei" w:hAnsi="Microsoft JhengHei"/>
+              </w:rPr>
+              <w:t xml:space="preserve">v1.6.0（2026-08-13）</w:t>
+            </w:r>
+          </w:p>
+        </w:tc>
+        <w:tc>
+          <w:tcPr>
+            <w:tcW w:type="dxa" w:w="6160"/>
+            <w:tcBorders>
+              <w:top w:val="single" w:color="CCCCCC" w:sz="1"/>
+              <w:left w:val="single" w:color="CCCCCC" w:sz="1"/>
+              <w:bottom w:val="single" w:color="CCCCCC" w:sz="1"/>
+              <w:right w:val="single" w:color="CCCCCC" w:sz="1"/>
+            </w:tcBorders>
+            <w:tcMar>
+              <w:top w:type="dxa" w:w="80"/>
+              <w:left w:type="dxa" w:w="120"/>
+              <w:bottom w:type="dxa" w:w="80"/>
+              <w:right w:type="dxa" w:w="120"/>
+            </w:tcMar>
+            <w:vAlign w:val="center"/>
+          </w:tcPr>
+          <w:p>
+            <w:r>
+              <w:rPr>
+                <w:rFonts w:ascii="Microsoft JhengHei" w:cs="Microsoft JhengHei" w:eastAsia="Microsoft JhengHei" w:hAnsi="Microsoft JhengHei"/>
+              </w:rPr>
+              <w:t xml:space="preserve">驗證批次：公私鑰配對驗證（用私鑰重新推導公鑰再比對，抓出過期或張冠李戴的 .pub，並提供「重建 .pub」一鍵修復）；私鑰檔案權限檢查（Windows OpenSSH 對權限太鬆的私鑰會直接忽略、無聲退回密碼登入）；「NAS 授權比對…」唯讀比對 NAS 上的 authorized_keys 與本機金鑰，輪替後可以驗證遠端到底認不認這把。</w:t>
+            </w:r>
+          </w:p>
+        </w:tc>
+      </w:tr>
+      <w:tr>
+        <w:tc>
+          <w:tcPr>
+            <w:tcW w:type="dxa" w:w="3200"/>
+            <w:tcBorders>
+              <w:top w:val="single" w:color="CCCCCC" w:sz="1"/>
+              <w:left w:val="single" w:color="CCCCCC" w:sz="1"/>
+              <w:bottom w:val="single" w:color="CCCCCC" w:sz="1"/>
+              <w:right w:val="single" w:color="CCCCCC" w:sz="1"/>
+            </w:tcBorders>
+            <w:tcMar>
+              <w:top w:type="dxa" w:w="80"/>
+              <w:left w:type="dxa" w:w="120"/>
+              <w:bottom w:type="dxa" w:w="80"/>
+              <w:right w:type="dxa" w:w="120"/>
+            </w:tcMar>
+            <w:vAlign w:val="center"/>
+          </w:tcPr>
+          <w:p>
+            <w:r>
+              <w:rPr>
+                <w:rFonts w:ascii="Microsoft JhengHei" w:cs="Microsoft JhengHei" w:eastAsia="Microsoft JhengHei" w:hAnsi="Microsoft JhengHei"/>
+              </w:rPr>
+              <w:t xml:space="preserve">v1.7.0（2026-08-13）</w:t>
+            </w:r>
+          </w:p>
+        </w:tc>
+        <w:tc>
+          <w:tcPr>
+            <w:tcW w:type="dxa" w:w="6160"/>
+            <w:tcBorders>
+              <w:top w:val="single" w:color="CCCCCC" w:sz="1"/>
+              <w:left w:val="single" w:color="CCCCCC" w:sz="1"/>
+              <w:bottom w:val="single" w:color="CCCCCC" w:sz="1"/>
+              <w:right w:val="single" w:color="CCCCCC" w:sz="1"/>
+            </w:tcBorders>
+            <w:tcMar>
+              <w:top w:type="dxa" w:w="80"/>
+              <w:left w:type="dxa" w:w="120"/>
+              <w:bottom w:type="dxa" w:w="80"/>
+              <w:right w:type="dxa" w:w="120"/>
+            </w:tcMar>
+            <w:vAlign w:val="center"/>
+          </w:tcPr>
+          <w:p>
+            <w:r>
+              <w:rPr>
+                <w:rFonts w:ascii="Microsoft JhengHei" w:cs="Microsoft JhengHei" w:eastAsia="Microsoft JhengHei" w:hAnsi="Microsoft JhengHei"/>
+              </w:rPr>
+              <w:t xml:space="preserve">家中／公司機器識別：視窗標題顯示本機綁定的身份標籤，稽核紀錄加上機器欄位，報表、跨機器總覽與 NAS 授權比對全面把 hostname 翻成 NasGitConnector 裡的身份名稱，不用再自己記哪台機器叫什麼。</w:t>
+            </w:r>
+          </w:p>
+        </w:tc>
+      </w:tr>
+      <w:tr>
+        <w:tc>
+          <w:tcPr>
+            <w:tcW w:type="dxa" w:w="3200"/>
+            <w:tcBorders>
+              <w:top w:val="single" w:color="CCCCCC" w:sz="1"/>
+              <w:left w:val="single" w:color="CCCCCC" w:sz="1"/>
+              <w:bottom w:val="single" w:color="CCCCCC" w:sz="1"/>
+              <w:right w:val="single" w:color="CCCCCC" w:sz="1"/>
+            </w:tcBorders>
+            <w:tcMar>
+              <w:top w:type="dxa" w:w="80"/>
+              <w:left w:type="dxa" w:w="120"/>
+              <w:bottom w:type="dxa" w:w="80"/>
+              <w:right w:type="dxa" w:w="120"/>
+            </w:tcMar>
+            <w:vAlign w:val="center"/>
+          </w:tcPr>
+          <w:p>
+            <w:r>
+              <w:rPr>
+                <w:rFonts w:ascii="Microsoft JhengHei" w:cs="Microsoft JhengHei" w:eastAsia="Microsoft JhengHei" w:hAnsi="Microsoft JhengHei"/>
+              </w:rPr>
+              <w:t xml:space="preserve">v1.8.0（2026-08-13）</w:t>
+            </w:r>
+          </w:p>
+        </w:tc>
+        <w:tc>
+          <w:tcPr>
+            <w:tcW w:type="dxa" w:w="6160"/>
+            <w:tcBorders>
+              <w:top w:val="single" w:color="CCCCCC" w:sz="1"/>
+              <w:left w:val="single" w:color="CCCCCC" w:sz="1"/>
+              <w:bottom w:val="single" w:color="CCCCCC" w:sz="1"/>
+              <w:right w:val="single" w:color="CCCCCC" w:sz="1"/>
+            </w:tcBorders>
+            <w:tcMar>
+              <w:top w:type="dxa" w:w="80"/>
+              <w:left w:type="dxa" w:w="120"/>
+              <w:bottom w:type="dxa" w:w="80"/>
+              <w:right w:type="dxa" w:w="120"/>
+            </w:tcMar>
+            <w:vAlign w:val="center"/>
+          </w:tcPr>
+          <w:p>
+            <w:r>
+              <w:rPr>
+                <w:rFonts w:ascii="Microsoft JhengHei" w:cs="Microsoft JhengHei" w:eastAsia="Microsoft JhengHei" w:hAnsi="Microsoft JhengHei"/>
+              </w:rPr>
+              <w:t xml:space="preserve">新增常駐的「🖥 開啟 NAS 終端機」按鈕，用雲端同步身份直接開一個 ssh 視窗，貼 sudo 指令或做連線診斷時不必再另外找終端機。Windows 限定。</w:t>
+            </w:r>
+          </w:p>
+        </w:tc>
+      </w:tr>
+      <w:tr>
+        <w:tc>
+          <w:tcPr>
+            <w:tcW w:type="dxa" w:w="3200"/>
+            <w:tcBorders>
+              <w:top w:val="single" w:color="CCCCCC" w:sz="1"/>
+              <w:left w:val="single" w:color="CCCCCC" w:sz="1"/>
+              <w:bottom w:val="single" w:color="CCCCCC" w:sz="1"/>
+              <w:right w:val="single" w:color="CCCCCC" w:sz="1"/>
+            </w:tcBorders>
+            <w:tcMar>
+              <w:top w:type="dxa" w:w="80"/>
+              <w:left w:type="dxa" w:w="120"/>
+              <w:bottom w:type="dxa" w:w="80"/>
+              <w:right w:type="dxa" w:w="120"/>
+            </w:tcMar>
+            <w:vAlign w:val="center"/>
+          </w:tcPr>
+          <w:p>
+            <w:r>
+              <w:rPr>
+                <w:rFonts w:ascii="Microsoft JhengHei" w:cs="Microsoft JhengHei" w:eastAsia="Microsoft JhengHei" w:hAnsi="Microsoft JhengHei"/>
+              </w:rPr>
+              <w:t xml:space="preserve">v1.9.0（2026-08-14）</w:t>
+            </w:r>
+          </w:p>
+        </w:tc>
+        <w:tc>
+          <w:tcPr>
+            <w:tcW w:type="dxa" w:w="6160"/>
+            <w:tcBorders>
+              <w:top w:val="single" w:color="CCCCCC" w:sz="1"/>
+              <w:left w:val="single" w:color="CCCCCC" w:sz="1"/>
+              <w:bottom w:val="single" w:color="CCCCCC" w:sz="1"/>
+              <w:right w:val="single" w:color="CCCCCC" w:sz="1"/>
+            </w:tcBorders>
+            <w:tcMar>
+              <w:top w:type="dxa" w:w="80"/>
+              <w:left w:type="dxa" w:w="120"/>
+              <w:bottom w:type="dxa" w:w="80"/>
+              <w:right w:type="dxa" w:w="120"/>
+            </w:tcMar>
+            <w:vAlign w:val="center"/>
+          </w:tcPr>
+          <w:p>
+            <w:r>
+              <w:rPr>
+                <w:rFonts w:ascii="Microsoft JhengHei" w:cs="Microsoft JhengHei" w:eastAsia="Microsoft JhengHei" w:hAnsi="Microsoft JhengHei"/>
+              </w:rPr>
+              <w:t xml:space="preserve">修正跨機器同步會互相覆蓋的問題：以前推送完會把 NAS 上的名冊檔鎖成只有推送者讀得到，兩台電腦如果用不同的 SSH 身份同步，另一台就讀不到；而拉取端又把「檔案不存在」與「檔案讀不到」當成同一件事（都視為遠端是空的），於是合併等於沒合併，接著把只有自己資料的版本推回去蓋掉對方，畫面上還是回報同步成功。現在推送會把檔案設成群組可讀寫，拉取讀不到會直接中止同步並告訴你該下哪一行指令，成功訊息也會實際列出這次涵蓋了哪幾台電腦（只列出一台就是同步沒生效）。新增「掃描後自動同步」勾選，兩台電腦各按一次「開始掃描」就夠，先後順序無所謂。另修正私鑰權限檢查呼叫 icacls 時未指定編碼，在 UTF-8 模式下會炸掉整趟掃描的問題。</w:t>
             </w:r>
           </w:p>
         </w:tc>

--- a/Key_Management/KeyManagement_說明書.docx
+++ b/Key_Management/KeyManagement_說明書.docx
@@ -45,7 +45,7 @@
           <w:sz w:val="20"/>
           <w:szCs w:val="20"/>
         </w:rPr>
-        <w:t>版本：v1.9.0　最後更新：2026-07-22</w:t>
+        <w:t>版本：v1.9.1　最後更新：2026-08-14</w:t>
       </w:r>
     </w:p>
     <w:p>
@@ -3540,6 +3540,60 @@
                 <w:rFonts w:ascii="Microsoft JhengHei" w:cs="Microsoft JhengHei" w:eastAsia="Microsoft JhengHei" w:hAnsi="Microsoft JhengHei"/>
               </w:rPr>
               <w:t xml:space="preserve">修正跨機器同步會互相覆蓋的問題：以前推送完會把 NAS 上的名冊檔鎖成只有推送者讀得到，兩台電腦如果用不同的 SSH 身份同步，另一台就讀不到；而拉取端又把「檔案不存在」與「檔案讀不到」當成同一件事（都視為遠端是空的），於是合併等於沒合併，接著把只有自己資料的版本推回去蓋掉對方，畫面上還是回報同步成功。現在推送會把檔案設成群組可讀寫，拉取讀不到會直接中止同步並告訴你該下哪一行指令，成功訊息也會實際列出這次涵蓋了哪幾台電腦（只列出一台就是同步沒生效）。新增「掃描後自動同步」勾選，兩台電腦各按一次「開始掃描」就夠，先後順序無所謂。另修正私鑰權限檢查呼叫 icacls 時未指定編碼，在 UTF-8 模式下會炸掉整趟掃描的問題。</w:t>
+            </w:r>
+          </w:p>
+        </w:tc>
+      </w:tr>
+      <w:tr>
+        <w:tc>
+          <w:tcPr>
+            <w:tcW w:type="dxa" w:w="3200"/>
+            <w:tcBorders>
+              <w:top w:val="single" w:color="CCCCCC" w:sz="1"/>
+              <w:left w:val="single" w:color="CCCCCC" w:sz="1"/>
+              <w:bottom w:val="single" w:color="CCCCCC" w:sz="1"/>
+              <w:right w:val="single" w:color="CCCCCC" w:sz="1"/>
+            </w:tcBorders>
+            <w:tcMar>
+              <w:top w:type="dxa" w:w="80"/>
+              <w:left w:type="dxa" w:w="120"/>
+              <w:bottom w:type="dxa" w:w="80"/>
+              <w:right w:type="dxa" w:w="120"/>
+            </w:tcMar>
+            <w:vAlign w:val="center"/>
+          </w:tcPr>
+          <w:p>
+            <w:r>
+              <w:rPr>
+                <w:rFonts w:ascii="Microsoft JhengHei" w:cs="Microsoft JhengHei" w:eastAsia="Microsoft JhengHei" w:hAnsi="Microsoft JhengHei"/>
+              </w:rPr>
+              <w:t xml:space="preserve">v1.9.1（2026-08-14）</w:t>
+            </w:r>
+          </w:p>
+        </w:tc>
+        <w:tc>
+          <w:tcPr>
+            <w:tcW w:type="dxa" w:w="6160"/>
+            <w:tcBorders>
+              <w:top w:val="single" w:color="CCCCCC" w:sz="1"/>
+              <w:left w:val="single" w:color="CCCCCC" w:sz="1"/>
+              <w:bottom w:val="single" w:color="CCCCCC" w:sz="1"/>
+              <w:right w:val="single" w:color="CCCCCC" w:sz="1"/>
+            </w:tcBorders>
+            <w:tcMar>
+              <w:top w:type="dxa" w:w="80"/>
+              <w:left w:type="dxa" w:w="120"/>
+              <w:bottom w:type="dxa" w:w="80"/>
+              <w:right w:type="dxa" w:w="120"/>
+            </w:tcMar>
+            <w:vAlign w:val="center"/>
+          </w:tcPr>
+          <w:p>
+            <w:r>
+              <w:rPr>
+                <w:rFonts w:ascii="Microsoft JhengHei" w:cs="Microsoft JhengHei" w:eastAsia="Microsoft JhengHei" w:hAnsi="Microsoft JhengHei"/>
+              </w:rPr>
+              <w:t xml:space="preserve">建置流程加上 Windows 版本資源：以前打包出來的 exe 內部完全沒有版號，右鍵 → 內容 → 詳細資料的「檔案版本」「產品版本」都是空白，版本只存在於檔名，而檔名是建置指令複製出來的、跟 exe 內容沒有任何強制關聯，抓錯檔也看不出來。現在版本資源由 get_version.py 從原始碼的 __version__ 直接產生，檔案內容查得到真實版號，也不會跟程式裡的版號各走各的。</w:t>
             </w:r>
           </w:p>
         </w:tc>

--- a/Key_Management/KeyManagement_說明書.docx
+++ b/Key_Management/KeyManagement_說明書.docx
@@ -45,7 +45,7 @@
           <w:sz w:val="20"/>
           <w:szCs w:val="20"/>
         </w:rPr>
-        <w:t>版本：v1.9.1　最後更新：2026-08-14</w:t>
+        <w:t>版本：v1.10.0　最後更新：2026-08-15</w:t>
       </w:r>
     </w:p>
     <w:p>
@@ -3594,6 +3594,60 @@
                 <w:rFonts w:ascii="Microsoft JhengHei" w:cs="Microsoft JhengHei" w:eastAsia="Microsoft JhengHei" w:hAnsi="Microsoft JhengHei"/>
               </w:rPr>
               <w:t xml:space="preserve">建置流程加上 Windows 版本資源：以前打包出來的 exe 內部完全沒有版號，右鍵 → 內容 → 詳細資料的「檔案版本」「產品版本」都是空白，版本只存在於檔名，而檔名是建置指令複製出來的、跟 exe 內容沒有任何強制關聯，抓錯檔也看不出來。現在版本資源由 get_version.py 從原始碼的 __version__ 直接產生，檔案內容查得到真實版號，也不會跟程式裡的版號各走各的。</w:t>
+            </w:r>
+          </w:p>
+        </w:tc>
+      </w:tr>
+      <w:tr>
+        <w:tc>
+          <w:tcPr>
+            <w:tcW w:type="dxa" w:w="3200"/>
+            <w:tcBorders>
+              <w:top w:val="single" w:color="CCCCCC" w:sz="1"/>
+              <w:left w:val="single" w:color="CCCCCC" w:sz="1"/>
+              <w:bottom w:val="single" w:color="CCCCCC" w:sz="1"/>
+              <w:right w:val="single" w:color="CCCCCC" w:sz="1"/>
+            </w:tcBorders>
+            <w:tcMar>
+              <w:top w:type="dxa" w:w="80"/>
+              <w:left w:type="dxa" w:w="120"/>
+              <w:bottom w:type="dxa" w:w="80"/>
+              <w:right w:type="dxa" w:w="120"/>
+            </w:tcMar>
+            <w:vAlign w:val="center"/>
+          </w:tcPr>
+          <w:p>
+            <w:r>
+              <w:rPr>
+                <w:rFonts w:ascii="Microsoft JhengHei" w:cs="Microsoft JhengHei" w:eastAsia="Microsoft JhengHei" w:hAnsi="Microsoft JhengHei"/>
+              </w:rPr>
+              <w:t xml:space="preserve">v1.10.0（2026-08-15）</w:t>
+            </w:r>
+          </w:p>
+        </w:tc>
+        <w:tc>
+          <w:tcPr>
+            <w:tcW w:type="dxa" w:w="6160"/>
+            <w:tcBorders>
+              <w:top w:val="single" w:color="CCCCCC" w:sz="1"/>
+              <w:left w:val="single" w:color="CCCCCC" w:sz="1"/>
+              <w:bottom w:val="single" w:color="CCCCCC" w:sz="1"/>
+              <w:right w:val="single" w:color="CCCCCC" w:sz="1"/>
+            </w:tcBorders>
+            <w:tcMar>
+              <w:top w:type="dxa" w:w="80"/>
+              <w:left w:type="dxa" w:w="120"/>
+              <w:bottom w:type="dxa" w:w="80"/>
+              <w:right w:type="dxa" w:w="120"/>
+            </w:tcMar>
+            <w:vAlign w:val="center"/>
+          </w:tcPr>
+          <w:p>
+            <w:r>
+              <w:rPr>
+                <w:rFonts w:ascii="Microsoft JhengHei" w:cs="Microsoft JhengHei" w:eastAsia="Microsoft JhengHei" w:hAnsi="Microsoft JhengHei"/>
+              </w:rPr>
+              <w:t xml:space="preserve">新增 CLI 模式：python key_management.py scan / list / audit，供排程與腳本使用。scan 掃描並更新名冊、list 唯讀列出名冊、audit 只列有建議事項的金鑰且以結束碼 1 回報，方便排程判斷。純本機操作，不含 NAS 同步；金鑰產生／刪除／輪替仍只在 GUI（有確認閘）。不帶任何參數時維持原本 GUI 行為。</w:t>
             </w:r>
           </w:p>
         </w:tc>
